--- a/파이썬-심화-데이터분석/13_정적크롤링_BeautifulSoup_정리본.docx
+++ b/파이썬-심화-데이터분석/13_정적크롤링_BeautifulSoup_정리본.docx
@@ -3088,507 +3088,6 @@
         </w:tc>
       </w:tr>
     </w:tbl>
-    <w:p>
-      <w:r>
-        <w:br w:type="page"/>
-      </w:r>
-    </w:p>
-    <w:p>
-      <w:pPr>
-        <w:pStyle w:val="Heading1"/>
-      </w:pPr>
-      <w:r>
-        <w:t xml:space="preserve">9. 확인 퀴즈</w:t>
-      </w:r>
-    </w:p>
-    <w:p>
-      <w:pPr>
-        <w:spacing w:after="120" w:line="276"/>
-      </w:pPr>
-      <w:r>
-        <w:t xml:space="preserve">총 10문항. 풀어본 뒤 다음 페이지 정답으로 채점하세요.</w:t>
-      </w:r>
-    </w:p>
-    <w:p>
-      <w:pPr>
-        <w:pStyle w:val="ListParagraph"/>
-        <w:numPr>
-          <w:ilvl w:val="0"/>
-          <w:numId w:val="2"/>
-        </w:numPr>
-        <w:spacing w:after="80" w:line="264"/>
-      </w:pPr>
-      <w:r>
-        <w:t xml:space="preserve">정적 크롤링(requests+BS4)과 동적 크롤링(Selenium)은 무엇으로 구분하는가?</w:t>
-      </w:r>
-    </w:p>
-    <w:p>
-      <w:pPr>
-        <w:pStyle w:val="ListParagraph"/>
-        <w:numPr>
-          <w:ilvl w:val="0"/>
-          <w:numId w:val="2"/>
-        </w:numPr>
-        <w:spacing w:after="80" w:line="264"/>
-      </w:pPr>
-      <w:r>
-        <w:t xml:space="preserve">크롤링 도구 선택의 우선순위 3단계는?</w:t>
-      </w:r>
-    </w:p>
-    <w:p>
-      <w:pPr>
-        <w:pStyle w:val="ListParagraph"/>
-        <w:numPr>
-          <w:ilvl w:val="0"/>
-          <w:numId w:val="2"/>
-        </w:numPr>
-        <w:spacing w:after="80" w:line="264"/>
-      </w:pPr>
-      <w:r>
-        <w:t xml:space="preserve">CSS 선택자에서 태그·class·id는 각각 어떻게 표기하는가?</w:t>
-      </w:r>
-    </w:p>
-    <w:p>
-      <w:pPr>
-        <w:pStyle w:val="ListParagraph"/>
-        <w:numPr>
-          <w:ilvl w:val="0"/>
-          <w:numId w:val="2"/>
-        </w:numPr>
-        <w:spacing w:after="80" w:line="264"/>
-      </w:pPr>
-      <w:r>
-        <w:t xml:space="preserve">BeautifulSoup의 두 번째 인자는 무엇이며, 이 강의에서 쓰는 값은?</w:t>
-      </w:r>
-    </w:p>
-    <w:p>
-      <w:pPr>
-        <w:pStyle w:val="ListParagraph"/>
-        <w:numPr>
-          <w:ilvl w:val="0"/>
-          <w:numId w:val="2"/>
-        </w:numPr>
-        <w:spacing w:after="80" w:line="264"/>
-      </w:pPr>
-      <w:r>
-        <w:t xml:space="preserve">find에서 class 속성을 지정할 때 왜 class_로 쓰는가?</w:t>
-      </w:r>
-    </w:p>
-    <w:p>
-      <w:pPr>
-        <w:pStyle w:val="ListParagraph"/>
-        <w:numPr>
-          <w:ilvl w:val="0"/>
-          <w:numId w:val="2"/>
-        </w:numPr>
-        <w:spacing w:after="80" w:line="264"/>
-      </w:pPr>
-      <w:r>
-        <w:t xml:space="preserve">select와 select_one의 반환값 차이는? select_one이 못 찾으면?</w:t>
-      </w:r>
-    </w:p>
-    <w:p>
-      <w:pPr>
-        <w:pStyle w:val="ListParagraph"/>
-        <w:numPr>
-          <w:ilvl w:val="0"/>
-          <w:numId w:val="2"/>
-        </w:numPr>
-        <w:spacing w:after="80" w:line="264"/>
-      </w:pPr>
-      <w:r>
-        <w:t xml:space="preserve">span.severity.critical 선택자는 어떤 요소를 고르는가?</w:t>
-      </w:r>
-    </w:p>
-    <w:p>
-      <w:pPr>
-        <w:pStyle w:val="ListParagraph"/>
-        <w:numPr>
-          <w:ilvl w:val="0"/>
-          <w:numId w:val="2"/>
-        </w:numPr>
-        <w:spacing w:after="80" w:line="264"/>
-      </w:pPr>
-      <w:r>
-        <w:t xml:space="preserve">태그의 속성값과 안쪽 텍스트를 추출하는 메서드는 각각 무엇인가?</w:t>
-      </w:r>
-    </w:p>
-    <w:p>
-      <w:pPr>
-        <w:pStyle w:val="ListParagraph"/>
-        <w:numPr>
-          <w:ilvl w:val="0"/>
-          <w:numId w:val="2"/>
-        </w:numPr>
-        <w:spacing w:after="80" w:line="264"/>
-      </w:pPr>
-      <w:r>
-        <w:t xml:space="preserve">select_one 결과에 바로 .get_text()를 쓰면 안 되는 이유와 대비책은?</w:t>
-      </w:r>
-    </w:p>
-    <w:p>
-      <w:pPr>
-        <w:pStyle w:val="ListParagraph"/>
-        <w:numPr>
-          <w:ilvl w:val="0"/>
-          <w:numId w:val="2"/>
-        </w:numPr>
-        <w:spacing w:after="80" w:line="264"/>
-      </w:pPr>
-      <w:r>
-        <w:t xml:space="preserve">HTML 표에서 헤더와 데이터 행은 각각 어느 태그에서 뽑는가?</w:t>
-      </w:r>
-    </w:p>
-    <w:p>
-      <w:r>
-        <w:br w:type="page"/>
-      </w:r>
-    </w:p>
-    <w:p>
-      <w:pPr>
-        <w:pStyle w:val="Heading1"/>
-      </w:pPr>
-      <w:r>
-        <w:t xml:space="preserve">정답 및 해설</w:t>
-      </w:r>
-    </w:p>
-    <w:p>
-      <w:pPr>
-        <w:shd w:fill="E2EFDA" w:val="clear"/>
-        <w:spacing w:after="100" w:line="264"/>
-      </w:pPr>
-      <w:r>
-        <w:rPr>
-          <w:b/>
-          <w:bCs/>
-          <w:color w:val="375623"/>
-        </w:rPr>
-        <w:t xml:space="preserve">1. </w:t>
-      </w:r>
-      <w:r>
-        <w:rPr>
-          <w:b/>
-          <w:bCs/>
-        </w:rPr>
-        <w:t xml:space="preserve">View Source(페이지 원본)에 데이터가 보이는지</w:t>
-      </w:r>
-      <w:r>
-        <w:t xml:space="preserve">로 구분한다. 보이면 정적, JS가 나중에 채워 안 보이면 동적.</w:t>
-      </w:r>
-    </w:p>
-    <w:p>
-      <w:pPr>
-        <w:shd w:fill="E2EFDA" w:val="clear"/>
-        <w:spacing w:after="100" w:line="264"/>
-      </w:pPr>
-      <w:r>
-        <w:rPr>
-          <w:b/>
-          <w:bCs/>
-          <w:color w:val="375623"/>
-        </w:rPr>
-        <w:t xml:space="preserve">2. </w:t>
-      </w:r>
-      <w:r>
-        <w:rPr>
-          <w:b/>
-          <w:bCs/>
-        </w:rPr>
-        <w:t xml:space="preserve">① 공개 API → ② requests 정적 크롤링 → ③ Selenium(최후 수단)</w:t>
-      </w:r>
-      <w:r>
-        <w:t xml:space="preserve">. Selenium은 무겁고 느려서 마지막에 쓴다.</w:t>
-      </w:r>
-    </w:p>
-    <w:p>
-      <w:pPr>
-        <w:shd w:fill="E2EFDA" w:val="clear"/>
-        <w:spacing w:after="100" w:line="264"/>
-      </w:pPr>
-      <w:r>
-        <w:rPr>
-          <w:b/>
-          <w:bCs/>
-          <w:color w:val="375623"/>
-        </w:rPr>
-        <w:t xml:space="preserve">3. </w:t>
-      </w:r>
-      <w:r>
-        <w:rPr>
-          <w:b/>
-          <w:bCs/>
-        </w:rPr>
-        <w:t xml:space="preserve">태그명은 그대로(p), class는 점(.quote), id는 샵(#header)</w:t>
-      </w:r>
-      <w:r>
-        <w:t xml:space="preserve">. class는 중복 가능, id는 페이지에 한 번만.</w:t>
-      </w:r>
-    </w:p>
-    <w:p>
-      <w:pPr>
-        <w:shd w:fill="E2EFDA" w:val="clear"/>
-        <w:spacing w:after="100" w:line="264"/>
-      </w:pPr>
-      <w:r>
-        <w:rPr>
-          <w:b/>
-          <w:bCs/>
-          <w:color w:val="375623"/>
-        </w:rPr>
-        <w:t xml:space="preserve">4. </w:t>
-      </w:r>
-      <w:r>
-        <w:rPr>
-          <w:b/>
-          <w:bCs/>
-        </w:rPr>
-        <w:t xml:space="preserve">파서</w:t>
-      </w:r>
-      <w:r>
-        <w:t xml:space="preserve">를 지정한다. 이 강의는 </w:t>
-      </w:r>
-      <w:r>
-        <w:rPr>
-          <w:b/>
-          <w:bCs/>
-        </w:rPr>
-        <w:t xml:space="preserve">html.parser</w:t>
-      </w:r>
-      <w:r>
-        <w:t xml:space="preserve">(표준 라이브러리라 설치 불필요)를 쓴다.</w:t>
-      </w:r>
-    </w:p>
-    <w:p>
-      <w:pPr>
-        <w:shd w:fill="E2EFDA" w:val="clear"/>
-        <w:spacing w:after="100" w:line="264"/>
-      </w:pPr>
-      <w:r>
-        <w:rPr>
-          <w:b/>
-          <w:bCs/>
-          <w:color w:val="375623"/>
-        </w:rPr>
-        <w:t xml:space="preserve">5. </w:t>
-      </w:r>
-      <w:r>
-        <w:rPr>
-          <w:b/>
-          <w:bCs/>
-        </w:rPr>
-        <w:t xml:space="preserve">class는 파이썬 예약어</w:t>
-      </w:r>
-      <w:r>
-        <w:t xml:space="preserve">라 그대로 못 쓴다. 그래서 </w:t>
-      </w:r>
-      <w:r>
-        <w:rPr>
-          <w:b/>
-          <w:bCs/>
-        </w:rPr>
-        <w:t xml:space="preserve">class_</w:t>
-      </w:r>
-      <w:r>
-        <w:t xml:space="preserve"> (밑줄)로 지정한다.</w:t>
-      </w:r>
-    </w:p>
-    <w:p>
-      <w:pPr>
-        <w:shd w:fill="E2EFDA" w:val="clear"/>
-        <w:spacing w:after="100" w:line="264"/>
-      </w:pPr>
-      <w:r>
-        <w:rPr>
-          <w:b/>
-          <w:bCs/>
-          <w:color w:val="375623"/>
-        </w:rPr>
-        <w:t xml:space="preserve">6. </w:t>
-      </w:r>
-      <w:r>
-        <w:rPr>
-          <w:b/>
-          <w:bCs/>
-        </w:rPr>
-        <w:t xml:space="preserve">select는 리스트(ResultSet)</w:t>
-      </w:r>
-      <w:r>
-        <w:t xml:space="preserve">, </w:t>
-      </w:r>
-      <w:r>
-        <w:rPr>
-          <w:b/>
-          <w:bCs/>
-        </w:rPr>
-        <w:t xml:space="preserve">select_one은 첫 요소 하나</w:t>
-      </w:r>
-      <w:r>
-        <w:t xml:space="preserve">. 못 찾으면 select_one은 </w:t>
-      </w:r>
-      <w:r>
-        <w:rPr>
-          <w:b/>
-          <w:bCs/>
-        </w:rPr>
-        <w:t xml:space="preserve">None</w:t>
-      </w:r>
-      <w:r>
-        <w:t xml:space="preserve">을 반환한다.</w:t>
-      </w:r>
-    </w:p>
-    <w:p>
-      <w:pPr>
-        <w:shd w:fill="E2EFDA" w:val="clear"/>
-        <w:spacing w:after="100" w:line="264"/>
-      </w:pPr>
-      <w:r>
-        <w:rPr>
-          <w:b/>
-          <w:bCs/>
-          <w:color w:val="375623"/>
-        </w:rPr>
-        <w:t xml:space="preserve">7. </w:t>
-      </w:r>
-      <w:r>
-        <w:rPr>
-          <w:b/>
-          <w:bCs/>
-        </w:rPr>
-        <w:t xml:space="preserve">severity와 critical class를 둘 다 가진 span</w:t>
-      </w:r>
-      <w:r>
-        <w:t xml:space="preserve">만 고른다(점 결합 = AND). 한쪽만 가진 것은 제외.</w:t>
-      </w:r>
-    </w:p>
-    <w:p>
-      <w:pPr>
-        <w:shd w:fill="E2EFDA" w:val="clear"/>
-        <w:spacing w:after="100" w:line="264"/>
-      </w:pPr>
-      <w:r>
-        <w:rPr>
-          <w:b/>
-          <w:bCs/>
-          <w:color w:val="375623"/>
-        </w:rPr>
-        <w:t xml:space="preserve">8. </w:t>
-      </w:r>
-      <w:r>
-        <w:t xml:space="preserve">속성값 = </w:t>
-      </w:r>
-      <w:r>
-        <w:rPr>
-          <w:b/>
-          <w:bCs/>
-        </w:rPr>
-        <w:t xml:space="preserve">.get("이름", 기본값)</w:t>
-      </w:r>
-      <w:r>
-        <w:t xml:space="preserve">, 안쪽 텍스트 = </w:t>
-      </w:r>
-      <w:r>
-        <w:rPr>
-          <w:b/>
-          <w:bCs/>
-        </w:rPr>
-        <w:t xml:space="preserve">.get_text(strip=True)</w:t>
-      </w:r>
-      <w:r>
-        <w:t xml:space="preserve">.</w:t>
-      </w:r>
-    </w:p>
-    <w:p>
-      <w:pPr>
-        <w:shd w:fill="E2EFDA" w:val="clear"/>
-        <w:spacing w:after="100" w:line="264"/>
-      </w:pPr>
-      <w:r>
-        <w:rPr>
-          <w:b/>
-          <w:bCs/>
-          <w:color w:val="375623"/>
-        </w:rPr>
-        <w:t xml:space="preserve">9. </w:t>
-      </w:r>
-      <w:r>
-        <w:t xml:space="preserve">결과가 </w:t>
-      </w:r>
-      <w:r>
-        <w:rPr>
-          <w:b/>
-          <w:bCs/>
-        </w:rPr>
-        <w:t xml:space="preserve">None이면 AttributeError</w:t>
-      </w:r>
-      <w:r>
-        <w:t xml:space="preserve">가 난다. </w:t>
-      </w:r>
-      <w:r>
-        <w:rPr>
-          <w:b/>
-          <w:bCs/>
-        </w:rPr>
-        <w:t xml:space="preserve">if one:</w:t>
-      </w:r>
-      <w:r>
-        <w:t xml:space="preserve"> 로 확인하거나 </w:t>
-      </w:r>
-      <w:r>
-        <w:rPr>
-          <w:b/>
-          <w:bCs/>
-        </w:rPr>
-        <w:t xml:space="preserve">... if one else ""</w:t>
-      </w:r>
-      <w:r>
-        <w:t xml:space="preserve"> 로 기본값을 준다.</w:t>
-      </w:r>
-    </w:p>
-    <w:p>
-      <w:pPr>
-        <w:shd w:fill="E2EFDA" w:val="clear"/>
-        <w:spacing w:after="100" w:line="264"/>
-      </w:pPr>
-      <w:r>
-        <w:rPr>
-          <w:b/>
-          <w:bCs/>
-          <w:color w:val="375623"/>
-        </w:rPr>
-        <w:t xml:space="preserve">10. </w:t>
-      </w:r>
-      <w:r>
-        <w:t xml:space="preserve">헤더는 </w:t>
-      </w:r>
-      <w:r>
-        <w:rPr>
-          <w:b/>
-          <w:bCs/>
-        </w:rPr>
-        <w:t xml:space="preserve">thead의 th</w:t>
-      </w:r>
-      <w:r>
-        <w:t xml:space="preserve">, 데이터 행은 </w:t>
-      </w:r>
-      <w:r>
-        <w:rPr>
-          <w:b/>
-          <w:bCs/>
-        </w:rPr>
-        <w:t xml:space="preserve">tbody의 tr → 각 td</w:t>
-      </w:r>
-      <w:r>
-        <w:t xml:space="preserve">에서 뽑는다.</w:t>
-      </w:r>
-    </w:p>
-    <w:p>
-      <w:pPr>
-        <w:spacing w:after="60"/>
-      </w:pPr>
-      <w:r>
-        <w:t xml:space="preserve"/>
-      </w:r>
-    </w:p>
     <w:tbl>
       <w:tblPr>
         <w:tblW w:type="dxa" w:w="9360"/>
